--- a/deliverables/CellPhenotyper_Supplementary_Information_20260922_v2.docx
+++ b/deliverables/CellPhenotyper_Supplementary_Information_20260922_v2.docx
@@ -25,6 +25,281 @@
           <w:sz w:val="22"/>
         </w:rPr>
         <w:t>CellPhenotyper: an auditable, resolution-aware workflow for spatial analysis of H&amp;E whole-slide images</w:t>
+      </w:r>
+    </w:p>
+    <w:p>
+      <w:pPr>
+        <w:spacing w:after="180"/>
+      </w:pPr>
+      <w:r>
+        <w:rPr>
+          <w:rFonts w:ascii="Calibri" w:hAnsi="Calibri" w:eastAsia="Calibri"/>
+          <w:b/>
+          <w:color w:val="1F2937"/>
+          <w:sz w:val="20"/>
+        </w:rPr>
+        <w:t>Martin Ocharo</w:t>
+      </w:r>
+      <w:r>
+        <w:rPr>
+          <w:rFonts w:ascii="Calibri" w:hAnsi="Calibri" w:eastAsia="Calibri"/>
+          <w:color w:val="1F2937"/>
+          <w:sz w:val="15"/>
+          <w:vertAlign w:val="superscript"/>
+        </w:rPr>
+        <w:t>1,2</w:t>
+      </w:r>
+      <w:r>
+        <w:t xml:space="preserve">, </w:t>
+      </w:r>
+      <w:r>
+        <w:rPr>
+          <w:rFonts w:ascii="Calibri" w:hAnsi="Calibri" w:eastAsia="Calibri"/>
+          <w:b/>
+          <w:color w:val="1F2937"/>
+          <w:sz w:val="20"/>
+        </w:rPr>
+        <w:t>Moussa Kassim Mohamed</w:t>
+      </w:r>
+      <w:r>
+        <w:rPr>
+          <w:rFonts w:ascii="Calibri" w:hAnsi="Calibri" w:eastAsia="Calibri"/>
+          <w:color w:val="1F2937"/>
+          <w:sz w:val="15"/>
+          <w:vertAlign w:val="superscript"/>
+        </w:rPr>
+        <w:t>1,2</w:t>
+      </w:r>
+      <w:r>
+        <w:t xml:space="preserve">, </w:t>
+      </w:r>
+      <w:r>
+        <w:rPr>
+          <w:rFonts w:ascii="Calibri" w:hAnsi="Calibri" w:eastAsia="Calibri"/>
+          <w:b/>
+          <w:color w:val="1F2937"/>
+          <w:sz w:val="20"/>
+        </w:rPr>
+        <w:t>Dalia Ahmed</w:t>
+      </w:r>
+      <w:r>
+        <w:rPr>
+          <w:rFonts w:ascii="Calibri" w:hAnsi="Calibri" w:eastAsia="Calibri"/>
+          <w:color w:val="1F2937"/>
+          <w:sz w:val="15"/>
+          <w:vertAlign w:val="superscript"/>
+        </w:rPr>
+        <w:t>1,3</w:t>
+      </w:r>
+      <w:r>
+        <w:t xml:space="preserve">, </w:t>
+      </w:r>
+      <w:r>
+        <w:rPr>
+          <w:rFonts w:ascii="Calibri" w:hAnsi="Calibri" w:eastAsia="Calibri"/>
+          <w:b/>
+          <w:color w:val="1F2937"/>
+          <w:sz w:val="20"/>
+        </w:rPr>
+        <w:t>Alessia Vignoli</w:t>
+      </w:r>
+      <w:r>
+        <w:rPr>
+          <w:rFonts w:ascii="Calibri" w:hAnsi="Calibri" w:eastAsia="Calibri"/>
+          <w:color w:val="1F2937"/>
+          <w:sz w:val="15"/>
+          <w:vertAlign w:val="superscript"/>
+        </w:rPr>
+        <w:t>4,5</w:t>
+      </w:r>
+      <w:r>
+        <w:t xml:space="preserve">, </w:t>
+      </w:r>
+      <w:r>
+        <w:rPr>
+          <w:rFonts w:ascii="Calibri" w:hAnsi="Calibri" w:eastAsia="Calibri"/>
+          <w:b/>
+          <w:color w:val="1F2937"/>
+          <w:sz w:val="20"/>
+        </w:rPr>
+        <w:t>Aashish Kumar</w:t>
+      </w:r>
+      <w:r>
+        <w:rPr>
+          <w:rFonts w:ascii="Calibri" w:hAnsi="Calibri" w:eastAsia="Calibri"/>
+          <w:color w:val="1F2937"/>
+          <w:sz w:val="15"/>
+          <w:vertAlign w:val="superscript"/>
+        </w:rPr>
+        <w:t>6</w:t>
+      </w:r>
+      <w:r>
+        <w:t xml:space="preserve">, </w:t>
+      </w:r>
+      <w:r>
+        <w:rPr>
+          <w:rFonts w:ascii="Calibri" w:hAnsi="Calibri" w:eastAsia="Calibri"/>
+          <w:b/>
+          <w:color w:val="1F2937"/>
+          <w:sz w:val="20"/>
+        </w:rPr>
+        <w:t>Giulia Canarutto</w:t>
+      </w:r>
+      <w:r>
+        <w:rPr>
+          <w:rFonts w:ascii="Calibri" w:hAnsi="Calibri" w:eastAsia="Calibri"/>
+          <w:color w:val="1F2937"/>
+          <w:sz w:val="15"/>
+          <w:vertAlign w:val="superscript"/>
+        </w:rPr>
+        <w:t>7</w:t>
+      </w:r>
+      <w:r>
+        <w:t xml:space="preserve">, </w:t>
+      </w:r>
+      <w:r>
+        <w:rPr>
+          <w:rFonts w:ascii="Calibri" w:hAnsi="Calibri" w:eastAsia="Calibri"/>
+          <w:b/>
+          <w:color w:val="1F2937"/>
+          <w:sz w:val="20"/>
+        </w:rPr>
+        <w:t>Brendon Price</w:t>
+      </w:r>
+      <w:r>
+        <w:rPr>
+          <w:rFonts w:ascii="Calibri" w:hAnsi="Calibri" w:eastAsia="Calibri"/>
+          <w:color w:val="1F2937"/>
+          <w:sz w:val="15"/>
+          <w:vertAlign w:val="superscript"/>
+        </w:rPr>
+        <w:t>8</w:t>
+      </w:r>
+      <w:r>
+        <w:t xml:space="preserve">, </w:t>
+      </w:r>
+      <w:r>
+        <w:rPr>
+          <w:rFonts w:ascii="Calibri" w:hAnsi="Calibri" w:eastAsia="Calibri"/>
+          <w:b/>
+          <w:color w:val="1F2937"/>
+          <w:sz w:val="20"/>
+        </w:rPr>
+        <w:t>Shweta Sbirla</w:t>
+      </w:r>
+      <w:r>
+        <w:rPr>
+          <w:rFonts w:ascii="Calibri" w:hAnsi="Calibri" w:eastAsia="Calibri"/>
+          <w:color w:val="1F2937"/>
+          <w:sz w:val="15"/>
+          <w:vertAlign w:val="superscript"/>
+        </w:rPr>
+        <w:t>6</w:t>
+      </w:r>
+      <w:r>
+        <w:t xml:space="preserve">, </w:t>
+      </w:r>
+      <w:r>
+        <w:rPr>
+          <w:rFonts w:ascii="Calibri" w:hAnsi="Calibri" w:eastAsia="Calibri"/>
+          <w:b/>
+          <w:color w:val="1F2937"/>
+          <w:sz w:val="20"/>
+        </w:rPr>
+        <w:t>Leonardo Tenori</w:t>
+      </w:r>
+      <w:r>
+        <w:rPr>
+          <w:rFonts w:ascii="Calibri" w:hAnsi="Calibri" w:eastAsia="Calibri"/>
+          <w:color w:val="1F2937"/>
+          <w:sz w:val="15"/>
+          <w:vertAlign w:val="superscript"/>
+        </w:rPr>
+        <w:t>4,5</w:t>
+      </w:r>
+      <w:r>
+        <w:t xml:space="preserve">, </w:t>
+      </w:r>
+      <w:r>
+        <w:rPr>
+          <w:rFonts w:ascii="Calibri" w:hAnsi="Calibri" w:eastAsia="Calibri"/>
+          <w:b/>
+          <w:color w:val="1F2937"/>
+          <w:sz w:val="20"/>
+        </w:rPr>
+        <w:t>Silvano Piazza</w:t>
+      </w:r>
+      <w:r>
+        <w:rPr>
+          <w:rFonts w:ascii="Calibri" w:hAnsi="Calibri" w:eastAsia="Calibri"/>
+          <w:color w:val="1F2937"/>
+          <w:sz w:val="15"/>
+          <w:vertAlign w:val="superscript"/>
+        </w:rPr>
+        <w:t>7,9</w:t>
+      </w:r>
+      <w:r>
+        <w:t xml:space="preserve">, </w:t>
+      </w:r>
+      <w:r>
+        <w:rPr>
+          <w:rFonts w:ascii="Calibri" w:hAnsi="Calibri" w:eastAsia="Calibri"/>
+          <w:b/>
+          <w:color w:val="1F2937"/>
+          <w:sz w:val="20"/>
+        </w:rPr>
+        <w:t>Dinesh Gupta</w:t>
+      </w:r>
+      <w:r>
+        <w:rPr>
+          <w:rFonts w:ascii="Calibri" w:hAnsi="Calibri" w:eastAsia="Calibri"/>
+          <w:color w:val="1F2937"/>
+          <w:sz w:val="15"/>
+          <w:vertAlign w:val="superscript"/>
+        </w:rPr>
+        <w:t>6</w:t>
+      </w:r>
+      <w:r>
+        <w:t xml:space="preserve">, </w:t>
+      </w:r>
+      <w:r>
+        <w:rPr>
+          <w:rFonts w:ascii="Calibri" w:hAnsi="Calibri" w:eastAsia="Calibri"/>
+          <w:b/>
+          <w:color w:val="1F2937"/>
+          <w:sz w:val="20"/>
+        </w:rPr>
+        <w:t>Ekene Emmanuel Nweke</w:t>
+      </w:r>
+      <w:r>
+        <w:rPr>
+          <w:rFonts w:ascii="Calibri" w:hAnsi="Calibri" w:eastAsia="Calibri"/>
+          <w:color w:val="1F2937"/>
+          <w:sz w:val="15"/>
+          <w:vertAlign w:val="superscript"/>
+        </w:rPr>
+        <w:t>10</w:t>
+      </w:r>
+      <w:r>
+        <w:t xml:space="preserve">, </w:t>
+      </w:r>
+      <w:r>
+        <w:rPr>
+          <w:rFonts w:ascii="Calibri" w:hAnsi="Calibri" w:eastAsia="Calibri"/>
+          <w:b/>
+          <w:color w:val="1F2937"/>
+          <w:sz w:val="20"/>
+        </w:rPr>
+        <w:t>Stefano Cacciatore</w:t>
+      </w:r>
+      <w:r>
+        <w:rPr>
+          <w:rFonts w:ascii="Calibri" w:hAnsi="Calibri" w:eastAsia="Calibri"/>
+          <w:color w:val="1F2937"/>
+          <w:sz w:val="15"/>
+          <w:vertAlign w:val="superscript"/>
+        </w:rPr>
+        <w:t>1,2</w:t>
       </w:r>
     </w:p>
     <w:p>

--- a/deliverables/CellPhenotyper_Supplementary_Information_20260922_v2.docx
+++ b/deliverables/CellPhenotyper_Supplementary_Information_20260922_v2.docx
@@ -325,34 +325,19 @@
     <w:p>
       <w:pPr/>
       <w:r>
-        <w:rPr>
-          <w:rFonts w:ascii="Calibri" w:hAnsi="Calibri" w:eastAsia="Calibri"/>
-          <w:color w:val="1F2937"/>
-          <w:sz w:val="22"/>
-        </w:rPr>
-        <w:t>The normalized full image is the only input to GrandQC. GrandQC therefore precedes every analytical branch. Its clean-tissue mask excludes artifact classes and background and is not replaced by a second heuristic tissue detector downstream.</w:t>
+        <w:t>The normalized full image is the only input to GrandQC. GrandQC therefore precedes every analytical branch. Its tissue detector defines tissue versus background. The default tissue_only policy retains artifact-model candidates inside analysis support and publishes the artifact mask separately; no second heuristic tissue detector replaces this support downstream.</w:t>
       </w:r>
     </w:p>
     <w:p>
       <w:pPr/>
       <w:r>
-        <w:rPr>
-          <w:rFonts w:ascii="Calibri" w:hAnsi="Calibri" w:eastAsia="Calibri"/>
-          <w:color w:val="1F2937"/>
-          <w:sz w:val="22"/>
-        </w:rPr>
-        <w:t>The next operation rasterizes either the supplied ROI or a generated full-image ROI at the GrandQC mask resolution. The analysis support is the logical intersection of clean tissue and ROI. A bounding box around this support, with configurable padding, is mapped to level-0 coordinates and streamed from the WSI. The ROI is shifted into crop coordinates and the cropped clean-tissue mask is intersected with the shifted ROI a second time. The saved shift sidecar records full-image size, crop size, level-0 origin, MPP and low-resolution support counts. StarDist, HoVer-Net, CellViT++, GigaTIME, UNI-2, KODAMA, clustering, tissue growth, MedSAM and spatial exports operate in this crop frame.</w:t>
+        <w:t>The next operation rasterizes either the supplied ROI or a generated full-image ROI at the GrandQC mask resolution. The analysis support is the logical intersection of tissue-detector support and ROI. A bounding box around this support, with configurable padding, is mapped to level-0 coordinates and streamed from the WSI. The ROI is shifted into crop coordinates; the tissue-support and artifact-candidate masks are each resampled into the same crop frame and intersected with the shifted ROI. The saved shift sidecar records full-image size, crop size, level-0 origin, MPP and low-resolution support counts. StarDist, HoVer-Net, CellViT++, GigaTIME, UNI-2, KODAMA, clustering, tissue growth, MedSAM and spatial exports operate in this crop frame.</w:t>
       </w:r>
     </w:p>
     <w:p>
       <w:pPr/>
       <w:r>
-        <w:rPr>
-          <w:rFonts w:ascii="Calibri" w:hAnsi="Calibri" w:eastAsia="Calibri"/>
-          <w:color w:val="1F2937"/>
-          <w:sz w:val="22"/>
-        </w:rPr>
-        <w:t>The primary crop writer uses streamed libvips access. If a source TIFF contains JPEG geometry rejected by libvips, the fallback opens the level-0 TIFF series through its Zarr interface, resolves a multiscale group rather than assuming an array, and copies bounded row blocks into a temporary disk-backed RGB buffer before tiled TIFF encoding. The buffer is removed after success or failure. On the Visium HD BTF-derived OME-TIFF, this path wrote a 13,172 × 13,098 crop and allowed the analysis-crop contract to complete without loading the complete crop into RAM.</w:t>
+        <w:t>The primary crop writer uses streamed libvips access. If a source TIFF contains JPEG geometry rejected by libvips, the fallback opens the level-0 TIFF series through its Zarr interface, resolves a multiscale group rather than assuming an array, and copies bounded row blocks into a temporary disk-backed RGB buffer before tiled TIFF encoding. The buffer is removed after success or failure. On the Visium HD BTF-derived OME-TIFF, this path wrote a 13,172 × 13,098 crop and allowed the analysis-crop contract to complete without loading the complete crop into RAM. Both paths write crop_roi.tif as tiled RGB OME-TIFF with a SubIFD pyramid reduced twofold until the longest side fits one 512-pixel tile. Publication fails unless native dimensions, tiling, complete pyramid geometry, physical resolution and requested compression validate.</w:t>
       </w:r>
     </w:p>
     <w:p>
@@ -560,7 +545,7 @@
     <w:p>
       <w:pPr/>
       <w:r>
-        <w:t>MedSAM refinement receives the H&amp;E crop, protected cluster seeds, a route-specific categorical baseline and the crop-aligned GrandQC clean-tissue/ROI support. The dense grid route bypasses tissue growth. Grid observations that abstain under the clustering-stability policy retain the raw KODAMA class in the categorical baseline while the abstention remains explicit in a separate uncertainty raster; this prevents a valid grid observation from becoming a seedless rectangular hole and does not convert it into a confident interpretation. The initial output, every seed and baseline tile, the MedSAM prediction, the optional image-guided watershed result, any resumed checkpoint and the final complete mask are set to background outside GrandQC support. The low-resolution tissue mask is mapped with global target-to-source indices, not tile-local resize operations, preventing coordinate seams between adjacent tiles. MedSAM inputs use one fixed RGB uint8-to-[0,1] transform for every processing window and are never rescaled by a window-specific minimum or maximum.</w:t>
+        <w:t>MedSAM refinement receives the H&amp;E crop, protected cluster seeds, a route-specific categorical baseline and the crop-aligned GrandQC tissue/ROI support. The dense grid route bypasses tissue growth. Grid observations that abstain under the clustering-stability policy retain the raw KODAMA class in the categorical baseline while abstention remains explicit in a separate uncertainty raster. GrandQC artifact candidates likewise retain their raw KODAMA class unless they satisfy the post-KODAMA outlier gate. Confirmed candidate outliers receive uncertainty code 5, are set to background in the categorical baseline and are removed from effective refinement support; MedSAM cannot recreate them. Other candidate artifacts remain ordinary tissue. The initial output, every seed and baseline tile, the MedSAM prediction, optional image-guided watershed result, resumed checkpoint and final mask are set to background outside effective support. The low-resolution tissue mask is mapped with global target-to-source indices, not tile-local resize operations, preventing coordinate seams between adjacent tiles. MedSAM inputs use one fixed RGB uint8-to-[0,1] transform for every processing window and are never rescaled by a window-specific minimum or maximum.</w:t>
       </w:r>
     </w:p>
     <w:p>
@@ -923,6 +908,29 @@
     <w:p>
       <w:pPr>
         <w:pStyle w:val="Heading1"/>
+        <w:jc w:val="left"/>
+      </w:pPr>
+      <w:r>
+        <w:t>Supplementary Note 20 |</w:t>
+        <w:br/>
+        <w:t>Artifact annotation and post KODAMA outlier gate</w:t>
+      </w:r>
+    </w:p>
+    <w:p>
+      <w:pPr/>
+      <w:r>
+        <w:t>Every retained UNI-2 grid core records GrandQC artifact overlap and is annotated as a candidate when the overlap fraction is at least grandqc_artifact_candidate_min_fraction, 0.5 by default. This flag does not alter feature extraction, KODAMA fitting, graph construction, resolution selection or raw cluster membership. The earlier tissue_minus_artifacts and artifact_normal_only support policies remain explicit compatibility options but are not the default.</w:t>
+      </w:r>
+    </w:p>
+    <w:p>
+      <w:pPr/>
+      <w:r>
+        <w:t>After final cluster membership is fixed, each candidate is compared with non-candidate observations from the same cluster in the two-dimensional KODAMA display. Its statistic is the mean distance to the nearest 15 references. Exclusion requires the distance to exceed both the 99.5th percentile and median plus six median absolute deviations of the corresponding reference nearest-neighbour distribution. At least 50 non-candidate references are required; otherwise the cluster fails open. The cluster CSV records candidate fraction, distance, threshold, ratio score, reference count and exclude_from_downstream. Only confirmed outliers are removed from the grid mask and MedSAM support. The rule is conservative annotation-aware outlier handling, not supervised artifact validation or evidence of biological irrelevance.</w:t>
+      </w:r>
+    </w:p>
+    <w:p>
+      <w:pPr>
+        <w:pStyle w:val="Heading1"/>
         <w:keepNext/>
       </w:pPr>
       <w:r>
